--- a/abstract_template.docx
+++ b/abstract_template.docx
@@ -1,6 +1,6 @@
 
 <file path=word/document.xml><?xml version="1.0" encoding="utf-8"?>
-<w:document xmlns:wpc="http://schemas.microsoft.com/office/word/2010/wordprocessingCanvas" xmlns:cx="http://schemas.microsoft.com/office/drawing/2014/chartex" xmlns:cx1="http://schemas.microsoft.com/office/drawing/2015/9/8/chartex" xmlns:cx2="http://schemas.microsoft.com/office/drawing/2015/10/21/chartex" xmlns:cx3="http://schemas.microsoft.com/office/drawing/2016/5/9/chartex" xmlns:cx4="http://schemas.microsoft.com/office/drawing/2016/5/10/chartex" xmlns:cx5="http://schemas.microsoft.com/office/drawing/2016/5/11/chartex" xmlns:cx6="http://schemas.microsoft.com/office/drawing/2016/5/12/chartex" xmlns:cx7="http://schemas.microsoft.com/office/drawing/2016/5/13/chartex" xmlns:cx8="http://schemas.microsoft.com/office/drawing/2016/5/14/chartex" xmlns:mc="http://schemas.openxmlformats.org/markup-compatibility/2006" xmlns:aink="http://schemas.microsoft.com/office/drawing/2016/ink" xmlns:am3d="http://schemas.microsoft.com/office/drawing/2017/model3d" xmlns:o="urn:schemas-microsoft-com:office:office" xmlns:oel="http://schemas.microsoft.com/office/2019/extlst" xmlns:r="http://schemas.openxmlformats.org/officeDocument/2006/relationships" xmlns:m="http://schemas.openxmlformats.org/officeDocument/2006/math" xmlns:v="urn:schemas-microsoft-com:vml" xmlns:wp14="http://schemas.microsoft.com/office/word/2010/wordprocessingDrawing" xmlns:wp="http://schemas.openxmlformats.org/drawingml/2006/wordprocessingDrawing" xmlns:w10="urn:schemas-microsoft-com:office:word" xmlns:w="http://schemas.openxmlformats.org/wordprocessingml/2006/main" xmlns:w14="http://schemas.microsoft.com/office/word/2010/wordml" xmlns:w15="http://schemas.microsoft.com/office/word/2012/wordml" xmlns:w16cex="http://schemas.microsoft.com/office/word/2018/wordml/cex" xmlns:w16cid="http://schemas.microsoft.com/office/word/2016/wordml/cid" xmlns:w16="http://schemas.microsoft.com/office/word/2018/wordml" xmlns:w16du="http://schemas.microsoft.com/office/word/2023/wordml/word16du" xmlns:w16sdtdh="http://schemas.microsoft.com/office/word/2020/wordml/sdtdatahash" xmlns:w16sdtfl="http://schemas.microsoft.com/office/word/2024/wordml/sdtformatlock" xmlns:w16se="http://schemas.microsoft.com/office/word/2015/wordml/symex" xmlns:wpg="http://schemas.microsoft.com/office/word/2010/wordprocessingGroup" xmlns:wpi="http://schemas.microsoft.com/office/word/2010/wordprocessingInk" xmlns:wne="http://schemas.microsoft.com/office/word/2006/wordml" xmlns:wps="http://schemas.microsoft.com/office/word/2010/wordprocessingShape" mc:Ignorable="w14 w15 w16se w16cid w16 w16cex w16sdtdh w16sdtfl w16du wp14">
+<w:document xmlns:wpc="http://schemas.microsoft.com/office/word/2010/wordprocessingCanvas" xmlns:cx="http://schemas.microsoft.com/office/drawing/2014/chartex" xmlns:cx1="http://schemas.microsoft.com/office/drawing/2015/9/8/chartex" xmlns:cx2="http://schemas.microsoft.com/office/drawing/2015/10/21/chartex" xmlns:cx3="http://schemas.microsoft.com/office/drawing/2016/5/9/chartex" xmlns:cx4="http://schemas.microsoft.com/office/drawing/2016/5/10/chartex" xmlns:cx5="http://schemas.microsoft.com/office/drawing/2016/5/11/chartex" xmlns:cx6="http://schemas.microsoft.com/office/drawing/2016/5/12/chartex" xmlns:cx7="http://schemas.microsoft.com/office/drawing/2016/5/13/chartex" xmlns:cx8="http://schemas.microsoft.com/office/drawing/2016/5/14/chartex" xmlns:mc="http://schemas.openxmlformats.org/markup-compatibility/2006" xmlns:m="http://schemas.openxmlformats.org/officeDocument/2006/math" xmlns:aink="http://schemas.microsoft.com/office/drawing/2016/ink" xmlns:am3d="http://schemas.microsoft.com/office/drawing/2017/model3d" xmlns:oel="http://schemas.microsoft.com/office/2019/extlst" xmlns:r="http://schemas.openxmlformats.org/officeDocument/2006/relationships" xmlns:wp14="http://schemas.microsoft.com/office/word/2010/wordprocessingDrawing" xmlns:wp="http://schemas.openxmlformats.org/drawingml/2006/wordprocessingDrawing" xmlns:wpg="http://schemas.microsoft.com/office/word/2010/wordprocessingGroup" xmlns:wpi="http://schemas.microsoft.com/office/word/2010/wordprocessingInk" xmlns:wps="http://schemas.microsoft.com/office/word/2010/wordprocessingShape" xmlns:o="urn:schemas-microsoft-com:office:office" xmlns:v="urn:schemas-microsoft-com:vml" xmlns:w10="urn:schemas-microsoft-com:office:word" xmlns:w="http://schemas.openxmlformats.org/wordprocessingml/2006/main" xmlns:w14="http://schemas.microsoft.com/office/word/2010/wordml" xmlns:w15="http://schemas.microsoft.com/office/word/2012/wordml" xmlns:w16cex="http://schemas.microsoft.com/office/word/2018/wordml/cex" xmlns:w16cid="http://schemas.microsoft.com/office/word/2016/wordml/cid" xmlns:w16="http://schemas.microsoft.com/office/word/2018/wordml" xmlns:w16sdtdh="http://schemas.microsoft.com/office/word/2020/wordml/sdtdatahash" xmlns:w16sdtfl="http://schemas.microsoft.com/office/word/2024/wordml/sdtformatlock" xmlns:w16se="http://schemas.microsoft.com/office/word/2015/wordml/symex" xmlns:w16du="http://schemas.microsoft.com/office/word/2023/wordml/word16du" xmlns:wne="http://schemas.microsoft.com/office/word/2006/wordml" mc:Ignorable="w14 w15 w16se w16cid w16 w16cex w16sdtdh w16sdtfl w16du wp14">
   <w:body>
     <w:p>
       <w:pPr>
@@ -17,25 +17,42 @@
           <w:sz w:val="28"/>
           <w:szCs w:val="28"/>
         </w:rPr>
-        <w:t xml:space="preserve">Hidden Fermions Behind the </w:t>
-      </w:r>
-      <w:proofErr w:type="spellStart"/>
-      <w:r>
-        <w:rPr>
+        <w:t>Presentation t</w:t>
+      </w:r>
+      <w:r>
+        <w:rPr>
+          <w:rFonts w:hint="eastAsia"/>
           <w:b/>
           <w:sz w:val="28"/>
           <w:szCs w:val="28"/>
         </w:rPr>
-        <w:t>Pseudogap</w:t>
-      </w:r>
-      <w:proofErr w:type="spellEnd"/>
+        <w:t>itle</w:t>
+      </w:r>
       <w:r>
         <w:rPr>
           <w:b/>
           <w:sz w:val="28"/>
           <w:szCs w:val="28"/>
         </w:rPr>
-        <w:t xml:space="preserve"> and Superconductivity in the Bilayer Hubbard Model</w:t>
+        <w:t xml:space="preserve"> </w:t>
+      </w:r>
+      <w:r>
+        <w:rPr>
+          <w:rFonts w:hint="eastAsia"/>
+          <w:b/>
+          <w:sz w:val="28"/>
+          <w:szCs w:val="28"/>
+        </w:rPr>
+        <w:t>(Times, 14</w:t>
+      </w:r>
+      <w:r>
+        <w:rPr>
+          <w:rFonts w:hint="eastAsia"/>
+          <w:b/>
+          <w:sz w:val="28"/>
+          <w:szCs w:val="28"/>
+        </w:rPr>
+        <w:t>pt, bold)</w:t>
       </w:r>
     </w:p>
     <w:p>
@@ -61,7 +78,14 @@
           <w:sz w:val="28"/>
           <w:szCs w:val="28"/>
         </w:rPr>
-        <w:t>Ryotaro Arita</w:t>
+        <w:t>F</w:t>
+      </w:r>
+      <w:r>
+        <w:rPr>
+          <w:sz w:val="28"/>
+          <w:szCs w:val="28"/>
+        </w:rPr>
+        <w:t>irst Author</w:t>
       </w:r>
       <w:r>
         <w:rPr>
@@ -74,19 +98,80 @@
       </w:r>
       <w:r>
         <w:rPr>
+          <w:rFonts w:hint="eastAsia"/>
+          <w:sz w:val="28"/>
+          <w:szCs w:val="28"/>
+        </w:rPr>
+        <w:t>, Seco</w:t>
+      </w:r>
+      <w:r>
+        <w:rPr>
+          <w:sz w:val="28"/>
+          <w:szCs w:val="28"/>
+        </w:rPr>
+        <w:t>n</w:t>
+      </w:r>
+      <w:r>
+        <w:rPr>
+          <w:rFonts w:hint="eastAsia"/>
+          <w:sz w:val="28"/>
+          <w:szCs w:val="28"/>
+        </w:rPr>
+        <w:t>d Author</w:t>
+      </w:r>
+      <w:r>
+        <w:rPr>
           <w:sz w:val="28"/>
           <w:szCs w:val="28"/>
           <w:vertAlign w:val="superscript"/>
         </w:rPr>
-        <w:t>,2</w:t>
-      </w:r>
-      <w:r>
-        <w:rPr>
-          <w:rFonts w:hint="eastAsia"/>
+        <w:t>1</w:t>
+      </w:r>
+      <w:r>
+        <w:rPr>
+          <w:rFonts w:hint="eastAsia"/>
+          <w:sz w:val="28"/>
+          <w:szCs w:val="28"/>
+        </w:rPr>
+        <w:t>,</w:t>
+      </w:r>
+      <w:r>
+        <w:rPr>
           <w:sz w:val="28"/>
           <w:szCs w:val="28"/>
         </w:rPr>
         <w:t xml:space="preserve"> </w:t>
+      </w:r>
+      <w:r>
+        <w:rPr>
+          <w:rFonts w:hint="eastAsia"/>
+          <w:sz w:val="28"/>
+          <w:szCs w:val="28"/>
+        </w:rPr>
+        <w:t xml:space="preserve">and </w:t>
+      </w:r>
+      <w:r>
+        <w:rPr>
+          <w:rFonts w:hint="eastAsia"/>
+          <w:sz w:val="28"/>
+          <w:szCs w:val="28"/>
+        </w:rPr>
+        <w:t>Thir</w:t>
+      </w:r>
+      <w:r>
+        <w:rPr>
+          <w:sz w:val="28"/>
+          <w:szCs w:val="28"/>
+        </w:rPr>
+        <w:t>d Author</w:t>
+      </w:r>
+      <w:r>
+        <w:rPr>
+          <w:sz w:val="28"/>
+          <w:szCs w:val="28"/>
+          <w:vertAlign w:val="superscript"/>
+        </w:rPr>
+        <w:t>2</w:t>
       </w:r>
     </w:p>
     <w:p>
@@ -97,11 +182,36 @@
           <w:szCs w:val="28"/>
         </w:rPr>
       </w:pPr>
+      <w:r>
+        <w:rPr>
+          <w:rFonts w:hint="eastAsia"/>
+          <w:sz w:val="28"/>
+          <w:szCs w:val="28"/>
+        </w:rPr>
+        <w:t>(Times, 14pt</w:t>
+      </w:r>
+      <w:r>
+        <w:rPr>
+          <w:rFonts w:hint="eastAsia"/>
+          <w:sz w:val="28"/>
+          <w:szCs w:val="28"/>
+        </w:rPr>
+        <w:t>)</w:t>
+      </w:r>
     </w:p>
     <w:p>
       <w:pPr>
         <w:jc w:val="center"/>
         <w:rPr>
+          <w:sz w:val="28"/>
+          <w:szCs w:val="28"/>
+        </w:rPr>
+      </w:pPr>
+    </w:p>
+    <w:p>
+      <w:pPr>
+        <w:jc w:val="center"/>
+        <w:rPr>
           <w:i/>
         </w:rPr>
       </w:pPr>
@@ -146,6 +256,42 @@
           <w:i/>
         </w:rPr>
         <w:t>, The University of Tokyo</w:t>
+      </w:r>
+    </w:p>
+    <w:p>
+      <w:pPr>
+        <w:jc w:val="center"/>
+        <w:rPr>
+          <w:i/>
+        </w:rPr>
+      </w:pPr>
+      <w:r>
+        <w:rPr>
+          <w:rFonts w:hint="eastAsia"/>
+          <w:i/>
+        </w:rPr>
+        <w:t xml:space="preserve"> </w:t>
+      </w:r>
+      <w:r>
+        <w:rPr>
+          <w:rFonts w:hint="eastAsia"/>
+          <w:i/>
+        </w:rPr>
+        <w:t>(Times, 12p</w:t>
+      </w:r>
+      <w:r>
+        <w:rPr>
+          <w:rFonts w:hint="eastAsia"/>
+          <w:i/>
+        </w:rPr>
+        <w:t>t, italic</w:t>
+      </w:r>
+      <w:r>
+        <w:rPr>
+          <w:rFonts w:hint="eastAsia"/>
+          <w:i/>
+        </w:rPr>
+        <w:t>)</w:t>
       </w:r>
     </w:p>
     <w:p>
@@ -161,15 +307,77 @@
         <w:ind w:firstLineChars="200" w:firstLine="480"/>
       </w:pPr>
       <w:r>
-        <w:t xml:space="preserve">Motivated by the recent discovery of high-temperature superconductivity in bilayer </w:t>
-      </w:r>
-      <w:proofErr w:type="gramStart"/>
-      <w:r>
-        <w:t>nickelates[</w:t>
-      </w:r>
-      <w:proofErr w:type="gramEnd"/>
-      <w:r>
-        <w:t>1], we investigate the bilayer Hubbard model using the dynamical cluster approximation. Focusing on superconducting states near half-filling, we analyze in detail the real-frequency dependence of both the normal and anomalous self-energies.</w:t>
+        <w:t xml:space="preserve">Please submit a one-page abstract in A4 format </w:t>
+      </w:r>
+      <w:r>
+        <w:t>to the following upload link</w:t>
+      </w:r>
+      <w:r>
+        <w:t xml:space="preserve">. The file type </w:t>
+      </w:r>
+      <w:r>
+        <w:t>should be</w:t>
+      </w:r>
+      <w:r>
+        <w:t xml:space="preserve"> either PDF or MS-Word</w:t>
+      </w:r>
+      <w:r>
+        <w:rPr>
+          <w:rFonts w:hint="eastAsia"/>
+        </w:rPr>
+        <w:t>.</w:t>
+      </w:r>
+      <w:r>
+        <w:t xml:space="preserve"> </w:t>
+      </w:r>
+      <w:r>
+        <w:t>The submission deadline is</w:t>
+      </w:r>
+      <w:r>
+        <w:rPr>
+          <w:rFonts w:hint="eastAsia"/>
+          <w:b/>
+        </w:rPr>
+        <w:t xml:space="preserve"> </w:t>
+      </w:r>
+      <w:r>
+        <w:rPr>
+          <w:b/>
+        </w:rPr>
+        <w:t>Sep</w:t>
+      </w:r>
+      <w:r>
+        <w:rPr>
+          <w:rFonts w:hint="eastAsia"/>
+          <w:b/>
+        </w:rPr>
+        <w:t>.</w:t>
+      </w:r>
+      <w:r>
+        <w:rPr>
+          <w:b/>
+        </w:rPr>
+        <w:t xml:space="preserve"> </w:t>
+      </w:r>
+      <w:r>
+        <w:rPr>
+          <w:b/>
+        </w:rPr>
+        <w:t>24</w:t>
+      </w:r>
+      <w:r>
+        <w:rPr>
+          <w:b/>
+        </w:rPr>
+        <w:t>th, 2026 (Thu)</w:t>
+      </w:r>
+      <w:r>
+        <w:rPr>
+          <w:rStyle w:val="a7"/>
+          <w:rFonts w:hint="eastAsia"/>
+          <w:b w:val="0"/>
+        </w:rPr>
+        <w:t>.</w:t>
       </w:r>
     </w:p>
     <w:p>
@@ -177,101 +385,212 @@
         <w:ind w:firstLineChars="200" w:firstLine="480"/>
       </w:pPr>
       <w:r>
-        <w:t xml:space="preserve">By tuning the interlayer coupling, the half-filled system undergoes a crossover from a Mott insulator to a band </w:t>
-      </w:r>
-      <w:proofErr w:type="gramStart"/>
-      <w:r>
-        <w:t>insulator[</w:t>
-      </w:r>
-      <w:proofErr w:type="gramEnd"/>
-      <w:r>
-        <w:t>2]. Although both phases are insulating in terms of the spectral function, their self-energy structures are qualitatively different: in the Mott insulating regime, the imaginary part of the normal self-energy (</w:t>
+        <w:rPr>
+          <w:noProof/>
+        </w:rPr>
+        <mc:AlternateContent>
+          <mc:Choice Requires="wps">
+            <w:drawing>
+              <wp:anchor distT="0" distB="0" distL="114300" distR="114300" simplePos="0" relativeHeight="251660288" behindDoc="0" locked="0" layoutInCell="1" allowOverlap="1" wp14:anchorId="4A315B9C" wp14:editId="6FDD7FA3">
+                <wp:simplePos x="0" y="0"/>
+                <wp:positionH relativeFrom="column">
+                  <wp:posOffset>3331845</wp:posOffset>
+                </wp:positionH>
+                <wp:positionV relativeFrom="paragraph">
+                  <wp:posOffset>928565</wp:posOffset>
+                </wp:positionV>
+                <wp:extent cx="1946275" cy="1336675"/>
+                <wp:effectExtent l="0" t="0" r="9525" b="9525"/>
+                <wp:wrapNone/>
+                <wp:docPr id="3" name="正方形/長方形 3"/>
+                <wp:cNvGraphicFramePr/>
+                <a:graphic xmlns:a="http://schemas.openxmlformats.org/drawingml/2006/main">
+                  <a:graphicData uri="http://schemas.microsoft.com/office/word/2010/wordprocessingShape">
+                    <wps:wsp>
+                      <wps:cNvSpPr/>
+                      <wps:spPr>
+                        <a:xfrm>
+                          <a:off x="0" y="0"/>
+                          <a:ext cx="1946275" cy="1336675"/>
+                        </a:xfrm>
+                        <a:prstGeom prst="rect">
+                          <a:avLst/>
+                        </a:prstGeom>
+                        <a:ln w="6350"/>
+                      </wps:spPr>
+                      <wps:style>
+                        <a:lnRef idx="2">
+                          <a:schemeClr val="dk1"/>
+                        </a:lnRef>
+                        <a:fillRef idx="1">
+                          <a:schemeClr val="lt1"/>
+                        </a:fillRef>
+                        <a:effectRef idx="0">
+                          <a:schemeClr val="dk1"/>
+                        </a:effectRef>
+                        <a:fontRef idx="minor">
+                          <a:schemeClr val="dk1"/>
+                        </a:fontRef>
+                      </wps:style>
+                      <wps:bodyPr rot="0" spcFirstLastPara="0" vertOverflow="overflow" horzOverflow="overflow" vert="horz" wrap="square" lIns="91440" tIns="45720" rIns="91440" bIns="45720" numCol="1" spcCol="0" rtlCol="0" fromWordArt="0" anchor="ctr" anchorCtr="0" forceAA="0" compatLnSpc="1">
+                        <a:prstTxWarp prst="textNoShape">
+                          <a:avLst/>
+                        </a:prstTxWarp>
+                        <a:noAutofit/>
+                      </wps:bodyPr>
+                    </wps:wsp>
+                  </a:graphicData>
+                </a:graphic>
+                <wp14:sizeRelH relativeFrom="margin">
+                  <wp14:pctWidth>0</wp14:pctWidth>
+                </wp14:sizeRelH>
+                <wp14:sizeRelV relativeFrom="margin">
+                  <wp14:pctHeight>0</wp14:pctHeight>
+                </wp14:sizeRelV>
+              </wp:anchor>
+            </w:drawing>
+          </mc:Choice>
+          <mc:Fallback>
+            <w:pict>
+              <v:rect w14:anchorId="4A310498" id="正方形/長方形 3" o:spid="_x0000_s1026" style="position:absolute;margin-left:262.35pt;margin-top:73.1pt;width:153.25pt;height:105.25pt;z-index:251660288;visibility:visible;mso-wrap-style:square;mso-width-percent:0;mso-height-percent:0;mso-wrap-distance-left:9pt;mso-wrap-distance-top:0;mso-wrap-distance-right:9pt;mso-wrap-distance-bottom:0;mso-position-horizontal:absolute;mso-position-horizontal-relative:text;mso-position-vertical:absolute;mso-position-vertical-relative:text;mso-width-percent:0;mso-height-percent:0;mso-width-relative:margin;mso-height-relative:margin;v-text-anchor:middle" o:gfxdata="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" fillcolor="white [3201]" strokecolor="black [3200]" strokeweight=".5pt"/>
+            </w:pict>
+          </mc:Fallback>
+        </mc:AlternateContent>
+      </w:r>
+      <w:r>
+        <w:rPr>
+          <w:noProof/>
+        </w:rPr>
+        <mc:AlternateContent>
+          <mc:Choice Requires="wps">
+            <w:drawing>
+              <wp:anchor distT="45720" distB="45720" distL="114300" distR="114300" simplePos="0" relativeHeight="251659264" behindDoc="0" locked="0" layoutInCell="1" allowOverlap="1" wp14:anchorId="20F2EA9F" wp14:editId="640165B9">
+                <wp:simplePos x="0" y="0"/>
+                <wp:positionH relativeFrom="margin">
+                  <wp:posOffset>3239770</wp:posOffset>
+                </wp:positionH>
+                <wp:positionV relativeFrom="paragraph">
+                  <wp:posOffset>913570</wp:posOffset>
+                </wp:positionV>
+                <wp:extent cx="2360930" cy="1404620"/>
+                <wp:effectExtent l="0" t="0" r="0" b="1270"/>
+                <wp:wrapSquare wrapText="bothSides"/>
+                <wp:docPr id="217" name="テキスト ボックス 2"/>
+                <wp:cNvGraphicFramePr>
+                  <a:graphicFrameLocks xmlns:a="http://schemas.openxmlformats.org/drawingml/2006/main"/>
+                </wp:cNvGraphicFramePr>
+                <a:graphic xmlns:a="http://schemas.openxmlformats.org/drawingml/2006/main">
+                  <a:graphicData uri="http://schemas.microsoft.com/office/word/2010/wordprocessingShape">
+                    <wps:wsp>
+                      <wps:cNvSpPr txBox="1">
+                        <a:spLocks noChangeArrowheads="1"/>
+                      </wps:cNvSpPr>
+                      <wps:spPr bwMode="auto">
+                        <a:xfrm>
+                          <a:off x="0" y="0"/>
+                          <a:ext cx="2360930" cy="1404620"/>
+                        </a:xfrm>
+                        <a:prstGeom prst="rect">
+                          <a:avLst/>
+                        </a:prstGeom>
+                        <a:solidFill>
+                          <a:srgbClr val="FFFFFF"/>
+                        </a:solidFill>
+                        <a:ln w="9525">
+                          <a:noFill/>
+                          <a:miter lim="800000"/>
+                          <a:headEnd/>
+                          <a:tailEnd/>
+                        </a:ln>
+                      </wps:spPr>
+                      <wps:txbx>
+                        <w:txbxContent>
+                          <w:p/>
+                          <w:p/>
+                          <w:p/>
+                          <w:p/>
+                          <w:p/>
+                          <w:p/>
+                          <w:p>
+                            <w:pPr>
+                              <w:rPr>
+                                <w:sz w:val="22"/>
+                                <w:szCs w:val="22"/>
+                              </w:rPr>
+                            </w:pPr>
+                            <w:r>
+                              <w:rPr>
+                                <w:sz w:val="22"/>
+                                <w:szCs w:val="22"/>
+                              </w:rPr>
+                              <w:t>Fig. 1: caption</w:t>
+                            </w:r>
+                          </w:p>
+                        </w:txbxContent>
+                      </wps:txbx>
+                      <wps:bodyPr rot="0" vert="horz" wrap="square" lIns="91440" tIns="45720" rIns="91440" bIns="45720" anchor="t" anchorCtr="0">
+                        <a:spAutoFit/>
+                      </wps:bodyPr>
+                    </wps:wsp>
+                  </a:graphicData>
+                </a:graphic>
+                <wp14:sizeRelH relativeFrom="margin">
+                  <wp14:pctWidth>40000</wp14:pctWidth>
+                </wp14:sizeRelH>
+                <wp14:sizeRelV relativeFrom="margin">
+                  <wp14:pctHeight>20000</wp14:pctHeight>
+                </wp14:sizeRelV>
+              </wp:anchor>
+            </w:drawing>
+          </mc:Choice>
+          <mc:Fallback>
+            <w:pict>
+              <v:shapetype w14:anchorId="20F2EA9F" id="_x0000_t202" coordsize="21600,21600" o:spt="202" path="m,l,21600r21600,l21600,xe">
+                <v:stroke joinstyle="miter"/>
+                <v:path gradientshapeok="t" o:connecttype="rect"/>
+              </v:shapetype>
+              <v:shape id="テキスト ボックス 2" o:spid="_x0000_s1026" type="#_x0000_t202" style="position:absolute;left:0;text-align:left;margin-left:255.1pt;margin-top:71.95pt;width:185.9pt;height:110.6pt;z-index:251659264;visibility:visible;mso-wrap-style:square;mso-width-percent:400;mso-height-percent:200;mso-wrap-distance-left:9pt;mso-wrap-distance-top:3.6pt;mso-wrap-distance-right:9pt;mso-wrap-distance-bottom:3.6pt;mso-position-horizontal:absolute;mso-position-horizontal-relative:margin;mso-position-vertical:absolute;mso-position-vertical-relative:text;mso-width-percent:400;mso-height-percent:200;mso-width-relative:margin;mso-height-relative:margin;v-text-anchor:top" o:gfxdata="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" stroked="f">
+                <v:textbox style="mso-fit-shape-to-text:t">
+                  <w:txbxContent>
+                    <w:p/>
+                    <w:p/>
+                    <w:p/>
+                    <w:p/>
+                    <w:p/>
+                    <w:p/>
+                    <w:p>
+                      <w:pPr>
+                        <w:rPr>
+                          <w:sz w:val="22"/>
+                          <w:szCs w:val="22"/>
+                        </w:rPr>
+                      </w:pPr>
+                      <w:r>
+                        <w:rPr>
+                          <w:sz w:val="22"/>
+                          <w:szCs w:val="22"/>
+                        </w:rPr>
+                        <w:t>Fig. 1: caption</w:t>
+                      </w:r>
+                    </w:p>
+                  </w:txbxContent>
+                </v:textbox>
+                <w10:wrap type="square" anchorx="margin"/>
+              </v:shape>
+            </w:pict>
+          </mc:Fallback>
+        </mc:AlternateContent>
+      </w:r>
+      <w:r>
+        <w:t xml:space="preserve">The joint workshop "Frontiers in Correlated Quantum Matter" brings together two major research initiatives in correlated electron physics: Correlation Design Science (CDS), a Grant-in-Aid for Transformative Research Areas (A) project in Japan, and QUAST (Quantitative </w:t>
       </w:r>
       <w:proofErr w:type="spellStart"/>
       <w:r>
-        <w:t>Im</w:t>
-      </w:r>
-      <w:r>
-        <w:rPr>
-          <w:rFonts w:ascii="Symbol" w:hAnsi="Symbol"/>
-        </w:rPr>
-        <w:t>S</w:t>
-      </w:r>
-      <w:r>
-        <w:rPr>
-          <w:vertAlign w:val="superscript"/>
-        </w:rPr>
-        <w:t>nor</w:t>
+        <w:t>Spatio</w:t>
       </w:r>
       <w:proofErr w:type="spellEnd"/>
       <w:r>
-        <w:t xml:space="preserve">) exhibits a pronounced peak in the low-energy region, whereas in the band insulating regime </w:t>
-      </w:r>
-      <w:r>
-        <w:t>these peak shifts</w:t>
-      </w:r>
-      <w:r>
-        <w:t xml:space="preserve"> to higher energies.</w:t>
-      </w:r>
-      <w:r>
-        <w:t xml:space="preserve"> </w:t>
-      </w:r>
-      <w:r>
-        <w:t xml:space="preserve">Upon carrier doping, hole and electron Fermi surfaces emerge around the Γ and M points, respectively. The position of the peak in </w:t>
-      </w:r>
-      <w:proofErr w:type="spellStart"/>
-      <w:r>
-        <w:t>Im</w:t>
-      </w:r>
-      <w:r>
-        <w:rPr>
-          <w:rFonts w:ascii="Symbol" w:hAnsi="Symbol"/>
-        </w:rPr>
-        <w:t>S</w:t>
-      </w:r>
-      <w:r>
-        <w:rPr>
-          <w:vertAlign w:val="superscript"/>
-        </w:rPr>
-        <w:t>nor</w:t>
-      </w:r>
-      <w:proofErr w:type="spellEnd"/>
-      <w:r>
-        <w:t xml:space="preserve"> strongly depends on the interlayer coupling, leading to the formation of </w:t>
-      </w:r>
-      <w:proofErr w:type="spellStart"/>
-      <w:r>
-        <w:t>pseudogaps</w:t>
-      </w:r>
-      <w:proofErr w:type="spellEnd"/>
-      <w:r>
-        <w:t xml:space="preserve"> on either the hole or electron Fermi </w:t>
-      </w:r>
-      <w:proofErr w:type="gramStart"/>
-      <w:r>
-        <w:t>surfaces[</w:t>
-      </w:r>
-      <w:proofErr w:type="gramEnd"/>
-      <w:r>
-        <w:t>3]. We find that the superconducting pairing symmetry is of the s</w:t>
-      </w:r>
-      <w:r>
-        <w:rPr>
-          <w:rFonts w:hint="eastAsia"/>
-          <w:vertAlign w:val="subscript"/>
-        </w:rPr>
-        <w:t>±</w:t>
-      </w:r>
-      <w:r>
-        <w:t xml:space="preserve">-wave type, and that the superconducting order parameter is maximized when </w:t>
-      </w:r>
-      <w:proofErr w:type="spellStart"/>
-      <w:r>
-        <w:t>pseudogaps</w:t>
-      </w:r>
-      <w:proofErr w:type="spellEnd"/>
-      <w:r>
-        <w:t xml:space="preserve"> develop on both Fermi surfaces. This regime corresponds to the crossover region where the undoped system evolves from a Mott to a band insulator.</w:t>
+        <w:t>-Temporal Model-Building for Correlated Electronic Matter), a collaborative research program supported by the DFG (Germany), SNSF (Switzerland), and FWF (Austria). By uniting these complementary efforts, the workshop aims to accelerate progress in understanding, modeling, and ultimately designing emergent phenomena in strongly correlated quantum systems.</w:t>
       </w:r>
     </w:p>
     <w:p>
@@ -279,277 +598,73 @@
         <w:ind w:firstLineChars="200" w:firstLine="480"/>
       </w:pPr>
       <w:r>
-        <w:t xml:space="preserve">We further show that when a low-frequency peak structure appears in the normal self-energy, a corresponding structure also emerges in the anomalous self-energy, resulting in an enhancement of the superconducting gap. The frequency dependence of both self-energies can be quantitatively reproduced by introducing two types of hidden fermions, in close analogy with the single-layer Hubbard </w:t>
+        <w:t xml:space="preserve">The workshop will cover frontier topics including superconductors, quantum magnets, strange and non-Fermi-liquid metals, topological and topology-driven phases, and nonequilibrium correlated systems. </w:t>
       </w:r>
       <w:proofErr w:type="gramStart"/>
       <w:r>
-        <w:t>model[</w:t>
+        <w:t>Particular emphasis</w:t>
       </w:r>
       <w:proofErr w:type="gramEnd"/>
       <w:r>
-        <w:t>4].</w:t>
-      </w:r>
-      <w:r>
-        <w:t xml:space="preserve"> </w:t>
-      </w:r>
-      <w:r>
-        <w:t xml:space="preserve">Despite differences in pairing symmetry and the presence of a band insulating phase, our results suggest that </w:t>
-      </w:r>
-      <w:proofErr w:type="spellStart"/>
-      <w:r>
-        <w:t>pseudogap</w:t>
-      </w:r>
-      <w:proofErr w:type="spellEnd"/>
-      <w:r>
-        <w:t xml:space="preserve"> formation, driven by hidden fermionic excitations, plays a crucial role in enhancing superconductivity also in bilayer systems.</w:t>
-      </w:r>
-      <w:r>
-        <w:t xml:space="preserve"> </w:t>
-      </w:r>
-    </w:p>
-    <w:p/>
+        <w:t xml:space="preserve"> will be placed on methodological advances—such as first-principles approaches, many-body theory, numerical simulations, and data-driven modeling—as well as on their application to real materials and experimentally relevant situations. By bringing together diverse perspectives, the workshop seeks to identify unifying concepts and transferable techniques across different subfields of correlated quantum matter.</w:t>
+      </w:r>
+    </w:p>
     <w:p>
       <w:pPr>
         <w:ind w:firstLineChars="50" w:firstLine="120"/>
       </w:pPr>
-      <w:r>
-        <w:t xml:space="preserve">[1] </w:t>
-      </w:r>
-      <w:r>
-        <w:rPr>
-          <w:sz w:val="22"/>
-          <w:szCs w:val="22"/>
-        </w:rPr>
-        <w:t xml:space="preserve">H. Sun </w:t>
-      </w:r>
-      <w:r>
-        <w:rPr>
-          <w:i/>
-          <w:iCs/>
-          <w:sz w:val="22"/>
-          <w:szCs w:val="22"/>
-        </w:rPr>
-        <w:t>et al</w:t>
-      </w:r>
-      <w:r>
-        <w:rPr>
-          <w:sz w:val="22"/>
-          <w:szCs w:val="22"/>
-        </w:rPr>
-        <w:t xml:space="preserve">., Nature </w:t>
-      </w:r>
-      <w:r>
-        <w:rPr>
-          <w:b/>
-          <w:bCs/>
-          <w:sz w:val="22"/>
-          <w:szCs w:val="22"/>
-        </w:rPr>
-        <w:t>621</w:t>
-      </w:r>
-      <w:r>
-        <w:rPr>
-          <w:sz w:val="22"/>
-          <w:szCs w:val="22"/>
-        </w:rPr>
-        <w:t>, 493 (2023</w:t>
-      </w:r>
-      <w:r>
-        <w:rPr>
-          <w:sz w:val="22"/>
-          <w:szCs w:val="22"/>
-        </w:rPr>
-        <w:t>)</w:t>
-      </w:r>
-      <w:r>
-        <w:t>.</w:t>
-      </w:r>
     </w:p>
     <w:p>
       <w:pPr>
         <w:ind w:firstLineChars="50" w:firstLine="120"/>
       </w:pPr>
       <w:r>
-        <w:t>[2]</w:t>
+        <w:t xml:space="preserve">[1] </w:t>
+      </w:r>
+      <w:r>
+        <w:t>Author</w:t>
+      </w:r>
+      <w:r>
+        <w:t xml:space="preserve">, </w:t>
+      </w:r>
+      <w:r>
+        <w:rPr>
+          <w:i/>
+        </w:rPr>
+        <w:t>Title</w:t>
+      </w:r>
+      <w:r>
+        <w:t>,</w:t>
       </w:r>
       <w:r>
         <w:t xml:space="preserve"> </w:t>
       </w:r>
       <w:r>
-        <w:rPr>
-          <w:sz w:val="22"/>
-          <w:szCs w:val="22"/>
-        </w:rPr>
-        <w:t>S. S. Kancharla and S. Okamoto P</w:t>
-      </w:r>
-      <w:r>
-        <w:rPr>
-          <w:sz w:val="22"/>
-          <w:szCs w:val="22"/>
-        </w:rPr>
-        <w:t xml:space="preserve">hys. </w:t>
-      </w:r>
-      <w:r>
-        <w:rPr>
-          <w:sz w:val="22"/>
-          <w:szCs w:val="22"/>
-        </w:rPr>
-        <w:t>R</w:t>
-      </w:r>
-      <w:r>
-        <w:rPr>
-          <w:sz w:val="22"/>
-          <w:szCs w:val="22"/>
-        </w:rPr>
-        <w:t xml:space="preserve">ev. </w:t>
-      </w:r>
-      <w:r>
-        <w:rPr>
-          <w:sz w:val="22"/>
-          <w:szCs w:val="22"/>
-        </w:rPr>
-        <w:t xml:space="preserve">B </w:t>
+        <w:t>Journal</w:t>
+      </w:r>
+      <w:r>
+        <w:t xml:space="preserve"> </w:t>
       </w:r>
       <w:r>
         <w:rPr>
           <w:b/>
-          <w:bCs/>
-          <w:sz w:val="22"/>
-          <w:szCs w:val="22"/>
-        </w:rPr>
-        <w:t>75</w:t>
-      </w:r>
-      <w:r>
-        <w:rPr>
-          <w:sz w:val="22"/>
-          <w:szCs w:val="22"/>
-        </w:rPr>
-        <w:t>, 193103 (2007)</w:t>
-      </w:r>
-      <w:r>
-        <w:rPr>
-          <w:sz w:val="22"/>
-          <w:szCs w:val="22"/>
-        </w:rPr>
-        <w:t>.</w:t>
-      </w:r>
-    </w:p>
-    <w:p>
-      <w:pPr>
-        <w:ind w:firstLineChars="50" w:firstLine="120"/>
-      </w:pPr>
-      <w:r>
-        <w:t>[3]</w:t>
-      </w:r>
-      <w:r>
-        <w:t xml:space="preserve"> </w:t>
-      </w:r>
-      <w:r>
-        <w:rPr>
-          <w:sz w:val="22"/>
-          <w:szCs w:val="22"/>
-        </w:rPr>
-        <w:t>Y. Nomura</w:t>
-      </w:r>
-      <w:r>
-        <w:rPr>
-          <w:sz w:val="22"/>
-          <w:szCs w:val="22"/>
-        </w:rPr>
-        <w:t xml:space="preserve"> </w:t>
-      </w:r>
-      <w:r>
-        <w:rPr>
-          <w:i/>
-          <w:iCs/>
-          <w:sz w:val="22"/>
-          <w:szCs w:val="22"/>
-        </w:rPr>
-        <w:t>et al</w:t>
-      </w:r>
-      <w:r>
-        <w:rPr>
-          <w:sz w:val="22"/>
-          <w:szCs w:val="22"/>
-        </w:rPr>
-        <w:t xml:space="preserve">., Phys. Rev. B </w:t>
-      </w:r>
-      <w:r>
-        <w:rPr>
-          <w:b/>
-          <w:bCs/>
-          <w:sz w:val="22"/>
-          <w:szCs w:val="22"/>
-        </w:rPr>
-        <w:t>112</w:t>
-      </w:r>
-      <w:r>
-        <w:rPr>
-          <w:sz w:val="22"/>
-          <w:szCs w:val="22"/>
-        </w:rPr>
-        <w:t>, L020504 (2025)</w:t>
-      </w:r>
-      <w:r>
-        <w:rPr>
-          <w:sz w:val="22"/>
-          <w:szCs w:val="22"/>
-        </w:rPr>
-        <w:t>.</w:t>
-      </w:r>
-    </w:p>
-    <w:p>
-      <w:pPr>
-        <w:ind w:firstLineChars="50" w:firstLine="120"/>
-      </w:pPr>
-      <w:r>
-        <w:t>[4]</w:t>
-      </w:r>
-      <w:r>
-        <w:rPr>
-          <w:sz w:val="22"/>
-          <w:szCs w:val="22"/>
-        </w:rPr>
-        <w:t xml:space="preserve"> </w:t>
-      </w:r>
-      <w:r>
-        <w:rPr>
-          <w:sz w:val="22"/>
-          <w:szCs w:val="22"/>
-        </w:rPr>
-        <w:t xml:space="preserve">S. Sakai </w:t>
-      </w:r>
-      <w:r>
-        <w:rPr>
-          <w:i/>
-          <w:iCs/>
-          <w:sz w:val="22"/>
-          <w:szCs w:val="22"/>
-        </w:rPr>
-        <w:t>et al</w:t>
-      </w:r>
-      <w:r>
-        <w:rPr>
-          <w:sz w:val="22"/>
-          <w:szCs w:val="22"/>
-        </w:rPr>
-        <w:t xml:space="preserve">., Phys. Rev. Lett. </w:t>
-      </w:r>
-      <w:r>
-        <w:rPr>
-          <w:b/>
-          <w:bCs/>
-          <w:sz w:val="22"/>
-          <w:szCs w:val="22"/>
-        </w:rPr>
-        <w:t>116</w:t>
-      </w:r>
-      <w:r>
-        <w:rPr>
-          <w:sz w:val="22"/>
-          <w:szCs w:val="22"/>
-        </w:rPr>
-        <w:t>, 057003 (2016)</w:t>
+        </w:rPr>
+        <w:t>Volume number</w:t>
+      </w:r>
+      <w:r>
+        <w:t xml:space="preserve">, </w:t>
+      </w:r>
+      <w:r>
+        <w:t>page number</w:t>
+      </w:r>
+      <w:r>
+        <w:t xml:space="preserve"> (</w:t>
+      </w:r>
+      <w:r>
+        <w:t>Year</w:t>
+      </w:r>
+      <w:r>
+        <w:t>).</w:t>
       </w:r>
     </w:p>
     <w:sectPr>
@@ -563,7 +678,7 @@
 </file>
 
 <file path=word/endnotes.xml><?xml version="1.0" encoding="utf-8"?>
-<w:endnotes xmlns:wpc="http://schemas.microsoft.com/office/word/2010/wordprocessingCanvas" xmlns:cx="http://schemas.microsoft.com/office/drawing/2014/chartex" xmlns:cx1="http://schemas.microsoft.com/office/drawing/2015/9/8/chartex" xmlns:cx2="http://schemas.microsoft.com/office/drawing/2015/10/21/chartex" xmlns:cx3="http://schemas.microsoft.com/office/drawing/2016/5/9/chartex" xmlns:cx4="http://schemas.microsoft.com/office/drawing/2016/5/10/chartex" xmlns:cx5="http://schemas.microsoft.com/office/drawing/2016/5/11/chartex" xmlns:cx6="http://schemas.microsoft.com/office/drawing/2016/5/12/chartex" xmlns:cx7="http://schemas.microsoft.com/office/drawing/2016/5/13/chartex" xmlns:cx8="http://schemas.microsoft.com/office/drawing/2016/5/14/chartex" xmlns:mc="http://schemas.openxmlformats.org/markup-compatibility/2006" xmlns:aink="http://schemas.microsoft.com/office/drawing/2016/ink" xmlns:am3d="http://schemas.microsoft.com/office/drawing/2017/model3d" xmlns:o="urn:schemas-microsoft-com:office:office" xmlns:oel="http://schemas.microsoft.com/office/2019/extlst" xmlns:r="http://schemas.openxmlformats.org/officeDocument/2006/relationships" xmlns:m="http://schemas.openxmlformats.org/officeDocument/2006/math" xmlns:v="urn:schemas-microsoft-com:vml" xmlns:wp14="http://schemas.microsoft.com/office/word/2010/wordprocessingDrawing" xmlns:wp="http://schemas.openxmlformats.org/drawingml/2006/wordprocessingDrawing" xmlns:w10="urn:schemas-microsoft-com:office:word" xmlns:w="http://schemas.openxmlformats.org/wordprocessingml/2006/main" xmlns:w14="http://schemas.microsoft.com/office/word/2010/wordml" xmlns:w15="http://schemas.microsoft.com/office/word/2012/wordml" xmlns:w16cex="http://schemas.microsoft.com/office/word/2018/wordml/cex" xmlns:w16cid="http://schemas.microsoft.com/office/word/2016/wordml/cid" xmlns:w16="http://schemas.microsoft.com/office/word/2018/wordml" xmlns:w16du="http://schemas.microsoft.com/office/word/2023/wordml/word16du" xmlns:w16sdtdh="http://schemas.microsoft.com/office/word/2020/wordml/sdtdatahash" xmlns:w16sdtfl="http://schemas.microsoft.com/office/word/2024/wordml/sdtformatlock" xmlns:w16se="http://schemas.microsoft.com/office/word/2015/wordml/symex" xmlns:wpg="http://schemas.microsoft.com/office/word/2010/wordprocessingGroup" xmlns:wpi="http://schemas.microsoft.com/office/word/2010/wordprocessingInk" xmlns:wne="http://schemas.microsoft.com/office/word/2006/wordml" xmlns:wps="http://schemas.microsoft.com/office/word/2010/wordprocessingShape" mc:Ignorable="w14 w15 w16se w16cid w16 w16cex w16sdtdh w16sdtfl w16du wp14">
+<w:endnotes xmlns:wpc="http://schemas.microsoft.com/office/word/2010/wordprocessingCanvas" xmlns:cx="http://schemas.microsoft.com/office/drawing/2014/chartex" xmlns:cx1="http://schemas.microsoft.com/office/drawing/2015/9/8/chartex" xmlns:cx2="http://schemas.microsoft.com/office/drawing/2015/10/21/chartex" xmlns:cx3="http://schemas.microsoft.com/office/drawing/2016/5/9/chartex" xmlns:cx4="http://schemas.microsoft.com/office/drawing/2016/5/10/chartex" xmlns:cx5="http://schemas.microsoft.com/office/drawing/2016/5/11/chartex" xmlns:cx6="http://schemas.microsoft.com/office/drawing/2016/5/12/chartex" xmlns:cx7="http://schemas.microsoft.com/office/drawing/2016/5/13/chartex" xmlns:cx8="http://schemas.microsoft.com/office/drawing/2016/5/14/chartex" xmlns:mc="http://schemas.openxmlformats.org/markup-compatibility/2006" xmlns:m="http://schemas.openxmlformats.org/officeDocument/2006/math" xmlns:aink="http://schemas.microsoft.com/office/drawing/2016/ink" xmlns:am3d="http://schemas.microsoft.com/office/drawing/2017/model3d" xmlns:oel="http://schemas.microsoft.com/office/2019/extlst" xmlns:r="http://schemas.openxmlformats.org/officeDocument/2006/relationships" xmlns:wp14="http://schemas.microsoft.com/office/word/2010/wordprocessingDrawing" xmlns:wp="http://schemas.openxmlformats.org/drawingml/2006/wordprocessingDrawing" xmlns:wpg="http://schemas.microsoft.com/office/word/2010/wordprocessingGroup" xmlns:wpi="http://schemas.microsoft.com/office/word/2010/wordprocessingInk" xmlns:wps="http://schemas.microsoft.com/office/word/2010/wordprocessingShape" xmlns:o="urn:schemas-microsoft-com:office:office" xmlns:v="urn:schemas-microsoft-com:vml" xmlns:w10="urn:schemas-microsoft-com:office:word" xmlns:w="http://schemas.openxmlformats.org/wordprocessingml/2006/main" xmlns:w14="http://schemas.microsoft.com/office/word/2010/wordml" xmlns:w15="http://schemas.microsoft.com/office/word/2012/wordml" xmlns:w16cex="http://schemas.microsoft.com/office/word/2018/wordml/cex" xmlns:w16cid="http://schemas.microsoft.com/office/word/2016/wordml/cid" xmlns:w16="http://schemas.microsoft.com/office/word/2018/wordml" xmlns:w16sdtdh="http://schemas.microsoft.com/office/word/2020/wordml/sdtdatahash" xmlns:w16sdtfl="http://schemas.microsoft.com/office/word/2024/wordml/sdtformatlock" xmlns:w16se="http://schemas.microsoft.com/office/word/2015/wordml/symex" xmlns:w16du="http://schemas.microsoft.com/office/word/2023/wordml/word16du" xmlns:wne="http://schemas.microsoft.com/office/word/2006/wordml" mc:Ignorable="w14 w15 w16se w16cid w16 w16cex w16sdtdh w16sdtfl w16du wp14">
   <w:endnote w:type="separator" w:id="-1">
     <w:p>
       <w:r>
@@ -582,7 +697,7 @@
 </file>
 
 <file path=word/footnotes.xml><?xml version="1.0" encoding="utf-8"?>
-<w:footnotes xmlns:wpc="http://schemas.microsoft.com/office/word/2010/wordprocessingCanvas" xmlns:cx="http://schemas.microsoft.com/office/drawing/2014/chartex" xmlns:cx1="http://schemas.microsoft.com/office/drawing/2015/9/8/chartex" xmlns:cx2="http://schemas.microsoft.com/office/drawing/2015/10/21/chartex" xmlns:cx3="http://schemas.microsoft.com/office/drawing/2016/5/9/chartex" xmlns:cx4="http://schemas.microsoft.com/office/drawing/2016/5/10/chartex" xmlns:cx5="http://schemas.microsoft.com/office/drawing/2016/5/11/chartex" xmlns:cx6="http://schemas.microsoft.com/office/drawing/2016/5/12/chartex" xmlns:cx7="http://schemas.microsoft.com/office/drawing/2016/5/13/chartex" xmlns:cx8="http://schemas.microsoft.com/office/drawing/2016/5/14/chartex" xmlns:mc="http://schemas.openxmlformats.org/markup-compatibility/2006" xmlns:aink="http://schemas.microsoft.com/office/drawing/2016/ink" xmlns:am3d="http://schemas.microsoft.com/office/drawing/2017/model3d" xmlns:o="urn:schemas-microsoft-com:office:office" xmlns:oel="http://schemas.microsoft.com/office/2019/extlst" xmlns:r="http://schemas.openxmlformats.org/officeDocument/2006/relationships" xmlns:m="http://schemas.openxmlformats.org/officeDocument/2006/math" xmlns:v="urn:schemas-microsoft-com:vml" xmlns:wp14="http://schemas.microsoft.com/office/word/2010/wordprocessingDrawing" xmlns:wp="http://schemas.openxmlformats.org/drawingml/2006/wordprocessingDrawing" xmlns:w10="urn:schemas-microsoft-com:office:word" xmlns:w="http://schemas.openxmlformats.org/wordprocessingml/2006/main" xmlns:w14="http://schemas.microsoft.com/office/word/2010/wordml" xmlns:w15="http://schemas.microsoft.com/office/word/2012/wordml" xmlns:w16cex="http://schemas.microsoft.com/office/word/2018/wordml/cex" xmlns:w16cid="http://schemas.microsoft.com/office/word/2016/wordml/cid" xmlns:w16="http://schemas.microsoft.com/office/word/2018/wordml" xmlns:w16du="http://schemas.microsoft.com/office/word/2023/wordml/word16du" xmlns:w16sdtdh="http://schemas.microsoft.com/office/word/2020/wordml/sdtdatahash" xmlns:w16sdtfl="http://schemas.microsoft.com/office/word/2024/wordml/sdtformatlock" xmlns:w16se="http://schemas.microsoft.com/office/word/2015/wordml/symex" xmlns:wpg="http://schemas.microsoft.com/office/word/2010/wordprocessingGroup" xmlns:wpi="http://schemas.microsoft.com/office/word/2010/wordprocessingInk" xmlns:wne="http://schemas.microsoft.com/office/word/2006/wordml" xmlns:wps="http://schemas.microsoft.com/office/word/2010/wordprocessingShape" mc:Ignorable="w14 w15 w16se w16cid w16 w16cex w16sdtdh w16sdtfl w16du wp14">
+<w:footnotes xmlns:wpc="http://schemas.microsoft.com/office/word/2010/wordprocessingCanvas" xmlns:cx="http://schemas.microsoft.com/office/drawing/2014/chartex" xmlns:cx1="http://schemas.microsoft.com/office/drawing/2015/9/8/chartex" xmlns:cx2="http://schemas.microsoft.com/office/drawing/2015/10/21/chartex" xmlns:cx3="http://schemas.microsoft.com/office/drawing/2016/5/9/chartex" xmlns:cx4="http://schemas.microsoft.com/office/drawing/2016/5/10/chartex" xmlns:cx5="http://schemas.microsoft.com/office/drawing/2016/5/11/chartex" xmlns:cx6="http://schemas.microsoft.com/office/drawing/2016/5/12/chartex" xmlns:cx7="http://schemas.microsoft.com/office/drawing/2016/5/13/chartex" xmlns:cx8="http://schemas.microsoft.com/office/drawing/2016/5/14/chartex" xmlns:mc="http://schemas.openxmlformats.org/markup-compatibility/2006" xmlns:m="http://schemas.openxmlformats.org/officeDocument/2006/math" xmlns:aink="http://schemas.microsoft.com/office/drawing/2016/ink" xmlns:am3d="http://schemas.microsoft.com/office/drawing/2017/model3d" xmlns:oel="http://schemas.microsoft.com/office/2019/extlst" xmlns:r="http://schemas.openxmlformats.org/officeDocument/2006/relationships" xmlns:wp14="http://schemas.microsoft.com/office/word/2010/wordprocessingDrawing" xmlns:wp="http://schemas.openxmlformats.org/drawingml/2006/wordprocessingDrawing" xmlns:wpg="http://schemas.microsoft.com/office/word/2010/wordprocessingGroup" xmlns:wpi="http://schemas.microsoft.com/office/word/2010/wordprocessingInk" xmlns:wps="http://schemas.microsoft.com/office/word/2010/wordprocessingShape" xmlns:o="urn:schemas-microsoft-com:office:office" xmlns:v="urn:schemas-microsoft-com:vml" xmlns:w10="urn:schemas-microsoft-com:office:word" xmlns:w="http://schemas.openxmlformats.org/wordprocessingml/2006/main" xmlns:w14="http://schemas.microsoft.com/office/word/2010/wordml" xmlns:w15="http://schemas.microsoft.com/office/word/2012/wordml" xmlns:w16cex="http://schemas.microsoft.com/office/word/2018/wordml/cex" xmlns:w16cid="http://schemas.microsoft.com/office/word/2016/wordml/cid" xmlns:w16="http://schemas.microsoft.com/office/word/2018/wordml" xmlns:w16sdtdh="http://schemas.microsoft.com/office/word/2020/wordml/sdtdatahash" xmlns:w16sdtfl="http://schemas.microsoft.com/office/word/2024/wordml/sdtformatlock" xmlns:w16se="http://schemas.microsoft.com/office/word/2015/wordml/symex" xmlns:w16du="http://schemas.microsoft.com/office/word/2023/wordml/word16du" xmlns:wne="http://schemas.microsoft.com/office/word/2006/wordml" mc:Ignorable="w14 w15 w16se w16cid w16 w16cex w16sdtdh w16sdtfl w16du wp14">
   <w:footnote w:type="separator" w:id="-1">
     <w:p>
       <w:r>
@@ -601,7 +716,7 @@
 </file>
 
 <file path=word/styles.xml><?xml version="1.0" encoding="utf-8"?>
-<w:styles xmlns:mc="http://schemas.openxmlformats.org/markup-compatibility/2006" xmlns:r="http://schemas.openxmlformats.org/officeDocument/2006/relationships" xmlns:w="http://schemas.openxmlformats.org/wordprocessingml/2006/main" xmlns:w14="http://schemas.microsoft.com/office/word/2010/wordml" xmlns:w15="http://schemas.microsoft.com/office/word/2012/wordml" xmlns:w16cex="http://schemas.microsoft.com/office/word/2018/wordml/cex" xmlns:w16cid="http://schemas.microsoft.com/office/word/2016/wordml/cid" xmlns:w16="http://schemas.microsoft.com/office/word/2018/wordml" xmlns:w16du="http://schemas.microsoft.com/office/word/2023/wordml/word16du" xmlns:w16sdtdh="http://schemas.microsoft.com/office/word/2020/wordml/sdtdatahash" xmlns:w16sdtfl="http://schemas.microsoft.com/office/word/2024/wordml/sdtformatlock" xmlns:w16se="http://schemas.microsoft.com/office/word/2015/wordml/symex" mc:Ignorable="w14 w15 w16se w16cid w16 w16cex w16sdtdh w16sdtfl w16du">
+<w:styles xmlns:mc="http://schemas.openxmlformats.org/markup-compatibility/2006" xmlns:r="http://schemas.openxmlformats.org/officeDocument/2006/relationships" xmlns:w="http://schemas.openxmlformats.org/wordprocessingml/2006/main" xmlns:w14="http://schemas.microsoft.com/office/word/2010/wordml" xmlns:w15="http://schemas.microsoft.com/office/word/2012/wordml" xmlns:w16cex="http://schemas.microsoft.com/office/word/2018/wordml/cex" xmlns:w16cid="http://schemas.microsoft.com/office/word/2016/wordml/cid" xmlns:w16="http://schemas.microsoft.com/office/word/2018/wordml" xmlns:w16sdtdh="http://schemas.microsoft.com/office/word/2020/wordml/sdtdatahash" xmlns:w16sdtfl="http://schemas.microsoft.com/office/word/2024/wordml/sdtformatlock" xmlns:w16se="http://schemas.microsoft.com/office/word/2015/wordml/symex" xmlns:w16du="http://schemas.microsoft.com/office/word/2023/wordml/word16du" mc:Ignorable="w14 w15 w16se w16cid w16 w16cex w16sdtdh w16sdtfl w16du">
   <w:docDefaults>
     <w:rPrDefault>
       <w:rPr>

--- a/abstract_template.docx
+++ b/abstract_template.docx
@@ -319,7 +319,7 @@
         <w:t>should be</w:t>
       </w:r>
       <w:r>
-        <w:t xml:space="preserve"> either PDF or MS-Word</w:t>
+        <w:t xml:space="preserve"> PDF</w:t>
       </w:r>
       <w:r>
         <w:rPr>
